--- a/References/EmpiricAbx.docx
+++ b/References/EmpiricAbx.docx
@@ -3501,6 +3501,652 @@
           <w:color w:val="222222"/>
         </w:rPr>
         <w:t xml:space="preserve"> after dog bite.</w:t>
+      </w:r>
+    </w:p>
+    <w:p>
+      <w:pPr>
+        <w:pStyle w:val="Heading1"/>
+        <w:pBdr>
+          <w:bottom w:val="single" w:sz="8" w:space="6" w:color="246A7A"/>
+        </w:pBdr>
+        <w:spacing w:before="260" w:after="120"/>
+      </w:pPr>
+      <w:r>
+        <w:rPr>
+          <w:b/>
+          <w:bCs/>
+          <w:color w:val="246A7A"/>
+          <w:sz w:val="30"/>
+          <w:szCs w:val="30"/>
+        </w:rPr>
+        <w:t xml:space="preserve">PART 3 — PHARMACOKINETIC PEARLS</w:t>
+      </w:r>
+    </w:p>
+    <w:p>
+      <w:pPr>
+        <w:spacing w:after="40"/>
+      </w:pPr>
+      <w:r>
+        <w:rPr>
+          <w:color w:val="222222"/>
+        </w:rPr>
+        <w:t xml:space="preserve">Why the right drug still fails: the wrong exposure at the site of infection.</w:t>
+      </w:r>
+    </w:p>
+    <w:p>
+      <w:pPr>
+        <w:pStyle w:val="Heading2"/>
+        <w:spacing w:before="240" w:after="90"/>
+      </w:pPr>
+      <w:r>
+        <w:rPr>
+          <w:b/>
+          <w:bCs/>
+          <w:color w:val="1A3A4A"/>
+          <w:sz w:val="24"/>
+          <w:szCs w:val="24"/>
+        </w:rPr>
+        <w:t xml:space="preserve">Protein binding and hypoalbuminemia</w:t>
+      </w:r>
+    </w:p>
+    <w:p>
+      <w:pPr>
+        <w:pStyle w:val="ListParagraph"/>
+        <w:numPr>
+          <w:ilvl w:val="0"/>
+          <w:numId w:val="2"/>
+        </w:numPr>
+        <w:spacing w:after="40" w:line="254" w:lineRule="auto"/>
+      </w:pPr>
+      <w:r>
+        <w:rPr>
+          <w:b/>
+          <w:bCs/>
+          <w:color w:val="222222"/>
+        </w:rPr>
+        <w:t xml:space="preserve">Ertapenem</w:t>
+      </w:r>
+      <w:r>
+        <w:rPr>
+          <w:color w:val="222222"/>
+        </w:rPr>
+        <w:t xml:space="preserve"> is ~95% protein bound — the most albumin-dependent antibiotic in common use. Low albumin raises the free fraction, which expands the volume of distribution and accelerates clearance, so the once-daily dose can fall below target for much of the interval. In the hypoalbuminemic critically ill, prefer meropenem.</w:t>
+      </w:r>
+    </w:p>
+    <w:p>
+      <w:pPr>
+        <w:pStyle w:val="ListParagraph"/>
+        <w:numPr>
+          <w:ilvl w:val="0"/>
+          <w:numId w:val="2"/>
+        </w:numPr>
+        <w:spacing w:after="40" w:line="254" w:lineRule="auto"/>
+      </w:pPr>
+      <w:r>
+        <w:rPr>
+          <w:b/>
+          <w:bCs/>
+          <w:color w:val="222222"/>
+        </w:rPr>
+        <w:t xml:space="preserve">Ceftriaxone</w:t>
+      </w:r>
+      <w:r>
+        <w:rPr>
+          <w:color w:val="222222"/>
+        </w:rPr>
+        <w:t xml:space="preserve"> (~85–95%) and </w:t>
+      </w:r>
+      <w:r>
+        <w:rPr>
+          <w:b/>
+          <w:bCs/>
+          <w:color w:val="222222"/>
+        </w:rPr>
+        <w:t xml:space="preserve">daptomycin</w:t>
+      </w:r>
+      <w:r>
+        <w:rPr>
+          <w:color w:val="222222"/>
+        </w:rPr>
+        <w:t xml:space="preserve"> (~90%) shift the same way, and both are also once-daily — the same trap.</w:t>
+      </w:r>
+    </w:p>
+    <w:p>
+      <w:pPr>
+        <w:pStyle w:val="ListParagraph"/>
+        <w:numPr>
+          <w:ilvl w:val="0"/>
+          <w:numId w:val="2"/>
+        </w:numPr>
+        <w:spacing w:after="40" w:line="254" w:lineRule="auto"/>
+      </w:pPr>
+      <w:r>
+        <w:rPr>
+          <w:color w:val="222222"/>
+        </w:rPr>
+        <w:t xml:space="preserve">Only free drug is active. A reassuring total level can sit on top of an inadequate free level; the assay usually reports total.</w:t>
+      </w:r>
+    </w:p>
+    <w:p>
+      <w:pPr>
+        <w:pStyle w:val="Heading2"/>
+        <w:spacing w:before="240" w:after="90"/>
+      </w:pPr>
+      <w:r>
+        <w:rPr>
+          <w:b/>
+          <w:bCs/>
+          <w:color w:val="1A3A4A"/>
+          <w:sz w:val="24"/>
+          <w:szCs w:val="24"/>
+        </w:rPr>
+        <w:t xml:space="preserve">Time- versus concentration-dependent killing</w:t>
+      </w:r>
+    </w:p>
+    <w:p>
+      <w:pPr>
+        <w:pStyle w:val="ListParagraph"/>
+        <w:numPr>
+          <w:ilvl w:val="0"/>
+          <w:numId w:val="2"/>
+        </w:numPr>
+        <w:spacing w:after="40" w:line="254" w:lineRule="auto"/>
+      </w:pPr>
+      <w:r>
+        <w:rPr>
+          <w:b/>
+          <w:bCs/>
+          <w:color w:val="222222"/>
+        </w:rPr>
+        <w:t xml:space="preserve">β-lactams kill by time above MIC.</w:t>
+      </w:r>
+      <w:r>
+        <w:rPr>
+          <w:color w:val="222222"/>
+        </w:rPr>
+        <w:t xml:space="preserve"> In sepsis or with high-MIC organisms, extended (3–4 h) or continuous infusion of pip-tazo, cefepime, or meropenem improves target attainment. Always give a conventional bolus first — an infusion alone takes hours to reach concentration.</w:t>
+      </w:r>
+    </w:p>
+    <w:p>
+      <w:pPr>
+        <w:pStyle w:val="ListParagraph"/>
+        <w:numPr>
+          <w:ilvl w:val="0"/>
+          <w:numId w:val="2"/>
+        </w:numPr>
+        <w:spacing w:after="40" w:line="254" w:lineRule="auto"/>
+      </w:pPr>
+      <w:r>
+        <w:rPr>
+          <w:b/>
+          <w:bCs/>
+          <w:color w:val="222222"/>
+        </w:rPr>
+        <w:t xml:space="preserve">Aminoglycosides and fluoroquinolones are concentration-dependent</w:t>
+      </w:r>
+      <w:r>
+        <w:rPr>
+          <w:color w:val="222222"/>
+        </w:rPr>
+        <w:t xml:space="preserve"> (Cmax/MIC, AUC/MIC). Once-daily aminoglycoside dosing exploits that plus the post-antibiotic effect, and is less nephrotoxic than divided dosing.</w:t>
+      </w:r>
+    </w:p>
+    <w:p>
+      <w:pPr>
+        <w:pStyle w:val="ListParagraph"/>
+        <w:numPr>
+          <w:ilvl w:val="0"/>
+          <w:numId w:val="2"/>
+        </w:numPr>
+        <w:spacing w:after="40" w:line="254" w:lineRule="auto"/>
+      </w:pPr>
+      <w:r>
+        <w:rPr>
+          <w:b/>
+          <w:bCs/>
+          <w:color w:val="222222"/>
+        </w:rPr>
+        <w:t xml:space="preserve">Vancomycin is AUC-driven</w:t>
+      </w:r>
+      <w:r>
+        <w:rPr>
+          <w:color w:val="222222"/>
+        </w:rPr>
+        <w:t xml:space="preserve"> — target AUC24/MIC ≥400. AUC-guided dosing replaced trough-only monitoring in the 2020 consensus guideline; troughs of 15–20 overshoot and drive nephrotoxicity.</w:t>
+      </w:r>
+    </w:p>
+    <w:p>
+      <w:pPr>
+        <w:pStyle w:val="ListParagraph"/>
+        <w:numPr>
+          <w:ilvl w:val="0"/>
+          <w:numId w:val="2"/>
+        </w:numPr>
+        <w:spacing w:after="40" w:line="254" w:lineRule="auto"/>
+      </w:pPr>
+      <w:r>
+        <w:rPr>
+          <w:b/>
+          <w:bCs/>
+          <w:color w:val="222222"/>
+        </w:rPr>
+        <w:t xml:space="preserve">Loading doses are set by volume of distribution, not clearance.</w:t>
+      </w:r>
+      <w:r>
+        <w:rPr>
+          <w:color w:val="222222"/>
+        </w:rPr>
+        <w:t xml:space="preserve"> Sepsis expands the Vd of hydrophilic drugs, so load vancomycin at 20–25 mg/kg and do </w:t>
+      </w:r>
+      <w:r>
+        <w:rPr>
+          <w:i/>
+          <w:iCs/>
+          <w:color w:val="222222"/>
+        </w:rPr>
+        <w:t xml:space="preserve">not</w:t>
+      </w:r>
+      <w:r>
+        <w:rPr>
+          <w:color w:val="222222"/>
+        </w:rPr>
+        <w:t xml:space="preserve"> reduce a loading dose for renal failure — reduce the maintenance dose.</w:t>
+      </w:r>
+    </w:p>
+    <w:p>
+      <w:pPr>
+        <w:pStyle w:val="Heading2"/>
+        <w:spacing w:before="240" w:after="90"/>
+      </w:pPr>
+      <w:r>
+        <w:rPr>
+          <w:b/>
+          <w:bCs/>
+          <w:color w:val="1A3A4A"/>
+          <w:sz w:val="24"/>
+          <w:szCs w:val="24"/>
+        </w:rPr>
+        <w:t xml:space="preserve">Penetration</w:t>
+      </w:r>
+    </w:p>
+    <w:p>
+      <w:pPr>
+        <w:pStyle w:val="ListParagraph"/>
+        <w:numPr>
+          <w:ilvl w:val="0"/>
+          <w:numId w:val="2"/>
+        </w:numPr>
+        <w:spacing w:after="40" w:line="254" w:lineRule="auto"/>
+      </w:pPr>
+      <w:r>
+        <w:rPr>
+          <w:b/>
+          <w:bCs/>
+          <w:color w:val="222222"/>
+        </w:rPr>
+        <w:t xml:space="preserve">Lung:</w:t>
+      </w:r>
+      <w:r>
+        <w:rPr>
+          <w:color w:val="222222"/>
+        </w:rPr>
+        <w:t xml:space="preserve"> linezolid reaches high epithelial lining fluid concentrations; vancomycin penetrates poorly, which is part of why it underperforms in MRSA pneumonia. Aminoglycosides penetrate poorly and are inactivated at the acidic pH of purulent airways — never monotherapy for pneumonia.</w:t>
+      </w:r>
+    </w:p>
+    <w:p>
+      <w:pPr>
+        <w:pStyle w:val="ListParagraph"/>
+        <w:numPr>
+          <w:ilvl w:val="0"/>
+          <w:numId w:val="2"/>
+        </w:numPr>
+        <w:spacing w:after="40" w:line="254" w:lineRule="auto"/>
+      </w:pPr>
+      <w:r>
+        <w:rPr>
+          <w:b/>
+          <w:bCs/>
+          <w:color w:val="222222"/>
+        </w:rPr>
+        <w:t xml:space="preserve">CNS:</w:t>
+      </w:r>
+      <w:r>
+        <w:rPr>
+          <w:color w:val="222222"/>
+        </w:rPr>
+        <w:t xml:space="preserve"> ceftriaxone, cefepime, meropenem, linezolid, metronidazole, and TMP-SMX cross usefully. Cefazolin, ertapenem, daptomycin, and the aminoglycosides do not.</w:t>
+      </w:r>
+    </w:p>
+    <w:p>
+      <w:pPr>
+        <w:pStyle w:val="ListParagraph"/>
+        <w:numPr>
+          <w:ilvl w:val="0"/>
+          <w:numId w:val="2"/>
+        </w:numPr>
+        <w:spacing w:after="40" w:line="254" w:lineRule="auto"/>
+      </w:pPr>
+      <w:r>
+        <w:rPr>
+          <w:b/>
+          <w:bCs/>
+          <w:color w:val="222222"/>
+        </w:rPr>
+        <w:t xml:space="preserve">Urine:</w:t>
+      </w:r>
+      <w:r>
+        <w:rPr>
+          <w:color w:val="222222"/>
+        </w:rPr>
+        <w:t xml:space="preserve"> nitrofurantoin and fosfomycin concentrate in bladder urine and reach nothing else — cystitis only, never pyelonephritis, prostatitis, or bacteremia. Nitrofurantoin stops achieving urinary concentrations as CrCl falls below ~30–45.</w:t>
+      </w:r>
+    </w:p>
+    <w:p>
+      <w:pPr>
+        <w:pStyle w:val="ListParagraph"/>
+        <w:numPr>
+          <w:ilvl w:val="0"/>
+          <w:numId w:val="2"/>
+        </w:numPr>
+        <w:spacing w:after="40" w:line="254" w:lineRule="auto"/>
+      </w:pPr>
+      <w:r>
+        <w:rPr>
+          <w:b/>
+          <w:bCs/>
+          <w:color w:val="222222"/>
+        </w:rPr>
+        <w:t xml:space="preserve">Moxifloxacin</w:t>
+      </w:r>
+      <w:r>
+        <w:rPr>
+          <w:color w:val="222222"/>
+        </w:rPr>
+        <w:t xml:space="preserve"> is the fluoroquinolone that does </w:t>
+      </w:r>
+      <w:r>
+        <w:rPr>
+          <w:i/>
+          <w:iCs/>
+          <w:color w:val="222222"/>
+        </w:rPr>
+        <w:t xml:space="preserve">not</w:t>
+      </w:r>
+      <w:r>
+        <w:rPr>
+          <w:color w:val="222222"/>
+        </w:rPr>
+        <w:t xml:space="preserve"> concentrate in urine — do not use it for UTI.</w:t>
+      </w:r>
+    </w:p>
+    <w:p>
+      <w:pPr>
+        <w:pStyle w:val="ListParagraph"/>
+        <w:numPr>
+          <w:ilvl w:val="0"/>
+          <w:numId w:val="2"/>
+        </w:numPr>
+        <w:spacing w:after="40" w:line="254" w:lineRule="auto"/>
+      </w:pPr>
+      <w:r>
+        <w:rPr>
+          <w:b/>
+          <w:bCs/>
+          <w:color w:val="222222"/>
+        </w:rPr>
+        <w:t xml:space="preserve">Abscess:</w:t>
+      </w:r>
+      <w:r>
+        <w:rPr>
+          <w:color w:val="222222"/>
+        </w:rPr>
+        <w:t xml:space="preserve"> aminoglycosides are inactive in acidic, hypoxic, high-inoculum collections. Drainage is the intervention; the antibiotic is adjunctive.</w:t>
+      </w:r>
+    </w:p>
+    <w:p>
+      <w:pPr>
+        <w:pStyle w:val="Heading2"/>
+        <w:spacing w:before="240" w:after="90"/>
+      </w:pPr>
+      <w:r>
+        <w:rPr>
+          <w:b/>
+          <w:bCs/>
+          <w:color w:val="1A3A4A"/>
+          <w:sz w:val="24"/>
+          <w:szCs w:val="24"/>
+        </w:rPr>
+        <w:t xml:space="preserve">Oral bioavailability</w:t>
+      </w:r>
+    </w:p>
+    <w:p>
+      <w:pPr>
+        <w:pStyle w:val="ListParagraph"/>
+        <w:numPr>
+          <w:ilvl w:val="0"/>
+          <w:numId w:val="2"/>
+        </w:numPr>
+        <w:spacing w:after="40" w:line="254" w:lineRule="auto"/>
+      </w:pPr>
+      <w:r>
+        <w:rPr>
+          <w:color w:val="222222"/>
+        </w:rPr>
+        <w:t xml:space="preserve">Essentially complete oral absorption: </w:t>
+      </w:r>
+      <w:r>
+        <w:rPr>
+          <w:b/>
+          <w:bCs/>
+          <w:color w:val="222222"/>
+        </w:rPr>
+        <w:t xml:space="preserve">linezolid, fluoroquinolones, metronidazole, TMP-SMX, doxycycline, fluconazole</w:t>
+      </w:r>
+      <w:r>
+        <w:rPr>
+          <w:color w:val="222222"/>
+        </w:rPr>
+        <w:t xml:space="preserve">, and clindamycin (~90%). With a working gut, IV buys nothing but a line.</w:t>
+      </w:r>
+    </w:p>
+    <w:p>
+      <w:pPr>
+        <w:pStyle w:val="ListParagraph"/>
+        <w:numPr>
+          <w:ilvl w:val="0"/>
+          <w:numId w:val="2"/>
+        </w:numPr>
+        <w:spacing w:after="40" w:line="254" w:lineRule="auto"/>
+      </w:pPr>
+      <w:r>
+        <w:rPr>
+          <w:b/>
+          <w:bCs/>
+          <w:color w:val="222222"/>
+        </w:rPr>
+        <w:t xml:space="preserve">Oral vancomycin is not absorbed</w:t>
+      </w:r>
+      <w:r>
+        <w:rPr>
+          <w:color w:val="222222"/>
+        </w:rPr>
+        <w:t xml:space="preserve"> — it treats C. difficile and nothing else. The converse also holds: IV vancomycin does not treat C. difficile.</w:t>
+      </w:r>
+    </w:p>
+    <w:p>
+      <w:pPr>
+        <w:pStyle w:val="ListParagraph"/>
+        <w:numPr>
+          <w:ilvl w:val="0"/>
+          <w:numId w:val="2"/>
+        </w:numPr>
+        <w:spacing w:after="40" w:line="254" w:lineRule="auto"/>
+      </w:pPr>
+      <w:r>
+        <w:rPr>
+          <w:color w:val="222222"/>
+        </w:rPr>
+        <w:t xml:space="preserve">Most β-lactams have poor or erratic oral bioavailability — the main reason serious β-lactam-susceptible infections stay parenteral.</w:t>
+      </w:r>
+    </w:p>
+    <w:p>
+      <w:pPr>
+        <w:pStyle w:val="Heading2"/>
+        <w:spacing w:before="240" w:after="90"/>
+      </w:pPr>
+      <w:r>
+        <w:rPr>
+          <w:b/>
+          <w:bCs/>
+          <w:color w:val="1A3A4A"/>
+          <w:sz w:val="24"/>
+          <w:szCs w:val="24"/>
+        </w:rPr>
+        <w:t xml:space="preserve">Dose adjustment and toxicity</w:t>
+      </w:r>
+    </w:p>
+    <w:p>
+      <w:pPr>
+        <w:pStyle w:val="ListParagraph"/>
+        <w:numPr>
+          <w:ilvl w:val="0"/>
+          <w:numId w:val="2"/>
+        </w:numPr>
+        <w:spacing w:after="40" w:line="254" w:lineRule="auto"/>
+      </w:pPr>
+      <w:r>
+        <w:rPr>
+          <w:b/>
+          <w:bCs/>
+          <w:color w:val="222222"/>
+        </w:rPr>
+        <w:t xml:space="preserve">Cefepime</w:t>
+      </w:r>
+      <w:r>
+        <w:rPr>
+          <w:color w:val="222222"/>
+        </w:rPr>
+        <w:t xml:space="preserve"> accumulates in renal impairment and causes neurotoxicity — encephalopathy, myoclonus, non-convulsive status. It is frequently missed because the patient is already delirious.</w:t>
+      </w:r>
+    </w:p>
+    <w:p>
+      <w:pPr>
+        <w:pStyle w:val="ListParagraph"/>
+        <w:numPr>
+          <w:ilvl w:val="0"/>
+          <w:numId w:val="2"/>
+        </w:numPr>
+        <w:spacing w:after="40" w:line="254" w:lineRule="auto"/>
+      </w:pPr>
+      <w:r>
+        <w:rPr>
+          <w:b/>
+          <w:bCs/>
+          <w:color w:val="222222"/>
+        </w:rPr>
+        <w:t xml:space="preserve">Linezolid</w:t>
+      </w:r>
+      <w:r>
+        <w:rPr>
+          <w:color w:val="222222"/>
+        </w:rPr>
+        <w:t xml:space="preserve"> needs no renal adjustment, but causes myelosuppression after roughly two weeks, and is a weak MAO inhibitor — serotonin syndrome with SSRIs.</w:t>
+      </w:r>
+    </w:p>
+    <w:p>
+      <w:pPr>
+        <w:pStyle w:val="ListParagraph"/>
+        <w:numPr>
+          <w:ilvl w:val="0"/>
+          <w:numId w:val="2"/>
+        </w:numPr>
+        <w:spacing w:after="40" w:line="254" w:lineRule="auto"/>
+      </w:pPr>
+      <w:r>
+        <w:rPr>
+          <w:b/>
+          <w:bCs/>
+          <w:color w:val="222222"/>
+        </w:rPr>
+        <w:t xml:space="preserve">Ceftriaxone</w:t>
+      </w:r>
+      <w:r>
+        <w:rPr>
+          <w:color w:val="222222"/>
+        </w:rPr>
+        <w:t xml:space="preserve"> is largely biliary and needs no renal adjustment; it causes biliary sludging and pseudolithiasis.</w:t>
+      </w:r>
+    </w:p>
+    <w:p>
+      <w:pPr>
+        <w:pStyle w:val="ListParagraph"/>
+        <w:numPr>
+          <w:ilvl w:val="0"/>
+          <w:numId w:val="2"/>
+        </w:numPr>
+        <w:spacing w:after="40" w:line="254" w:lineRule="auto"/>
+      </w:pPr>
+      <w:r>
+        <w:rPr>
+          <w:b/>
+          <w:bCs/>
+          <w:color w:val="222222"/>
+        </w:rPr>
+        <w:t xml:space="preserve">TMP-SMX</w:t>
+      </w:r>
+      <w:r>
+        <w:rPr>
+          <w:color w:val="222222"/>
+        </w:rPr>
+        <w:t xml:space="preserve"> blocks tubular creatinine secretion, so creatinine rises without any fall in GFR. It also causes real hyperkalemia — that part is not an artifact.</w:t>
+      </w:r>
+    </w:p>
+    <w:p>
+      <w:pPr>
+        <w:pStyle w:val="ListParagraph"/>
+        <w:numPr>
+          <w:ilvl w:val="0"/>
+          <w:numId w:val="2"/>
+        </w:numPr>
+        <w:spacing w:after="40" w:line="254" w:lineRule="auto"/>
+      </w:pPr>
+      <w:r>
+        <w:rPr>
+          <w:b/>
+          <w:bCs/>
+          <w:color w:val="222222"/>
+        </w:rPr>
+        <w:t xml:space="preserve">Fluoroquinolones</w:t>
+      </w:r>
+      <w:r>
+        <w:rPr>
+          <w:color w:val="222222"/>
+        </w:rPr>
+        <w:t xml:space="preserve"> chelate calcium, iron, magnesium, and tube feeds — separate dosing or the drug is not absorbed.</w:t>
+      </w:r>
+    </w:p>
+    <w:p>
+      <w:pPr>
+        <w:pStyle w:val="ListParagraph"/>
+        <w:numPr>
+          <w:ilvl w:val="0"/>
+          <w:numId w:val="2"/>
+        </w:numPr>
+        <w:spacing w:after="40" w:line="254" w:lineRule="auto"/>
+      </w:pPr>
+      <w:r>
+        <w:rPr>
+          <w:b/>
+          <w:bCs/>
+          <w:color w:val="222222"/>
+        </w:rPr>
+        <w:t xml:space="preserve">Rifampin</w:t>
+      </w:r>
+      <w:r>
+        <w:rPr>
+          <w:color w:val="222222"/>
+        </w:rPr>
+        <w:t xml:space="preserve"> is a potent CYP450 inducer and will lower levels of most things the patient is already taking.</w:t>
       </w:r>
     </w:p>
     <w:p>
